--- a/paper/CardioSentinel_onecolumn.docx
+++ b/paper/CardioSentinel_onecolumn.docx
@@ -31040,7 +31040,7 @@
         <w:t xml:space="preserve"> </w:t>
       </w:r>
       <w:r>
-        <w:t>and 0.64 for CD and HYP), and Fig. 12 the corresponding ROC curves. Because the task is</w:t>
+        <w:t xml:space="preserve">and 0.64 for CD and HYP), and Fig. 11 the corresponding ROC curves. Because the task is</w:t>
       </w:r>
       <w:r>
         <w:t xml:space="preserve"> </w:t>
@@ -31069,7 +31069,7 @@
         <w:t xml:space="preserve"> </w:t>
       </w:r>
       <w:r>
-        <w:t>matrix. Fig. 11 sets these matrices beside those of the four individual clients: the combined model finds the most MI positives (437 against 408–431) and has the fewest MI and CD false positives (200 against 226–258, and 58 against 110–163), whereas clients A and D find slightly more NORM positives (910 and 909 against 887) and client D the most HYP positives (145 against 129).</w:t>
+        <w:t xml:space="preserve">matrix.</w:t>
       </w:r>
     </w:p>
     <w:p>
@@ -31080,20 +31080,20 @@
       <w:r>
         <w:drawing>
           <wp:inline>
-            <wp:extent cx="5943600" cy="1261583"/>
+            <wp:extent cx="5334000" cy="1319388"/>
             <wp:effectExtent b="0" l="0" r="0" t="0"/>
             <wp:docPr descr="" title="" id="68" name="Picture"/>
             <a:graphic>
               <a:graphicData uri="http://schemas.openxmlformats.org/drawingml/2006/picture">
                 <pic:pic>
                   <pic:nvPicPr>
-                    <pic:cNvPr descr="confusion_combined_model.png" id="69" name="Picture"/>
+                    <pic:cNvPr descr="confusion.png" id="69" name="Picture"/>
                     <pic:cNvPicPr>
                       <a:picLocks noChangeArrowheads="1" noChangeAspect="1"/>
                     </pic:cNvPicPr>
                   </pic:nvPicPr>
                   <pic:blipFill>
-                    <a:blip r:embed="rId9"/>
+                    <a:blip r:embed="rId67"/>
                     <a:stretch>
                       <a:fillRect/>
                     </a:stretch>
@@ -31101,7 +31101,7 @@
                   <pic:spPr bwMode="auto">
                     <a:xfrm>
                       <a:off x="0" y="0"/>
-                      <a:ext cx="5943600" cy="1261583"/>
+                      <a:ext cx="5334000" cy="1319388"/>
                     </a:xfrm>
                     <a:prstGeom prst="rect">
                       <a:avLst/>
@@ -31125,68 +31125,14 @@
         <w:pStyle w:val="ImageCaption"/>
       </w:pPr>
       <w:r>
-        <w:t>Fig. 10. Per-class confusion matrices of the proposed model (equal-weight combination of clients A–D) on the test fold (fold 10, 2,158 records, seed 42); counts and row-normalised rates, so TP% is the recall and TN% the specificity.</w:t>
-      </w:r>
-      <w:r/>
-      <w:r/>
-    </w:p>
-    <w:p>
-      <w:pPr>
-        <w:pStyle w:val="CaptionedFigure"/>
-        <w:jc w:val="center"/>
-      </w:pPr>
-      <w:r>
-        <w:drawing>
-          <wp:inline>
-            <wp:extent cx="5943600" cy="5945681"/>
-            <wp:effectExtent b="0" l="0" r="0" t="0"/>
-            <wp:docPr descr="" title="" id="9001" name="Picture"/>
-            <a:graphic>
-              <a:graphicData uri="http://schemas.openxmlformats.org/drawingml/2006/picture">
-                <pic:pic>
-                  <pic:nvPicPr>
-                    <pic:cNvPr descr="confusion_each_client.png" id="69" name="Picture"/>
-                    <pic:cNvPicPr>
-                      <a:picLocks noChangeArrowheads="1" noChangeAspect="1"/>
-                    </pic:cNvPicPr>
-                  </pic:nvPicPr>
-                  <pic:blipFill>
-                    <a:blip r:embed="rId10"/>
-                    <a:stretch>
-                      <a:fillRect/>
-                    </a:stretch>
-                  </pic:blipFill>
-                  <pic:spPr bwMode="auto">
-                    <a:xfrm>
-                      <a:off x="0" y="0"/>
-                      <a:ext cx="5943600" cy="5945681"/>
-                    </a:xfrm>
-                    <a:prstGeom prst="rect">
-                      <a:avLst/>
-                    </a:prstGeom>
-                    <a:noFill/>
-                    <a:ln w="9525">
-                      <a:noFill/>
-                      <a:headEnd/>
-                      <a:tailEnd/>
-                    </a:ln>
-                  </pic:spPr>
-                </pic:pic>
-              </a:graphicData>
-            </a:graphic>
-          </wp:inline>
-        </w:drawing>
-      </w:r>
-    </w:p>
-    <w:p>
-      <w:pPr>
-        <w:pStyle w:val="ImageCaption"/>
-      </w:pPr>
-      <w:r>
-        <w:t>Fig. 11. Per-class confusion matrices of the four clients (A CNN, B ResNet, C BiLSTM, D CNN-LSTM) and of the combined model (bottom row) on the test fold (seed 42), row-normalised as in Fig. 10.</w:t>
-      </w:r>
-      <w:r/>
-      <w:r/>
+        <w:t xml:space="preserve">Fig. 10. Per-class confusion matrices of the proposed model on the test fold (seed 42); counts and</w:t>
+      </w:r>
+      <w:r>
+        <w:t xml:space="preserve"> </w:t>
+      </w:r>
+      <w:r>
+        <w:t xml:space="preserve">row-normalised rates.</w:t>
+      </w:r>
     </w:p>
     <w:p>
       <w:pPr>
@@ -31241,7 +31187,7 @@
         <w:pStyle w:val="ImageCaption"/>
       </w:pPr>
       <w:r>
-        <w:t>Fig. 12. ROC curves of the proposed model on the test fold for the five superclasses (seed 42).</w:t>
+        <w:t xml:space="preserve">Fig. 11. ROC curves of the proposed model on the test fold for the five superclasses (seed 42).</w:t>
       </w:r>
     </w:p>
     <w:p>
@@ -32272,7 +32218,7 @@
         <w:t xml:space="preserve"> </w:t>
       </w:r>
       <w:r>
-        <w:t>the test fold was not used. Fig. 13 shows the global lead importance, i.e. the share</w:t>
+        <w:t xml:space="preserve">the test fold was not used. Fig. 12 shows the global lead importance, i.e. the share</w:t>
       </w:r>
       <w:r>
         <w:t xml:space="preserve"> </w:t>
@@ -32340,7 +32286,7 @@
         <w:pStyle w:val="ImageCaption"/>
       </w:pPr>
       <w:r>
-        <w:t>Fig. 13. Global explanation: share of the absolute Integrated-Gradients attribution per lead (%)</w:t>
+        <w:t xml:space="preserve">Fig. 12. Global explanation: share of the absolute Integrated-Gradients attribution per lead (%)</w:t>
       </w:r>
       <w:r>
         <w:t xml:space="preserve"> </w:t>
@@ -32438,7 +32384,7 @@
         <w:t xml:space="preserve"> </w:t>
       </w:r>
       <w:r>
-        <w:t>Fig. 14 shows the two validation records predicted with</w:t>
+        <w:t xml:space="preserve">Fig. 13 shows the two validation records predicted with</w:t>
       </w:r>
       <w:r>
         <w:t xml:space="preserve"> </w:t>
@@ -32548,7 +32494,7 @@
         <w:pStyle w:val="ImageCaption"/>
       </w:pPr>
       <w:r>
-        <w:t>Fig. 14. Local explanations for the most confident true-positive (a) MI and (b) STTC validation</w:t>
+        <w:t xml:space="preserve">Fig. 13. Local explanations for the most confident true-positive (a) MI and (b) STTC validation</w:t>
       </w:r>
       <w:r>
         <w:t xml:space="preserve"> </w:t>
@@ -38872,7 +38818,7 @@
     </a:clrScheme>
     <a:fontScheme name="Office">
       <a:majorFont>
-        <a:latin typeface="Times New Roman" panose="02110004020202020204"/>
+        <a:latin typeface="Aptos Display" panose="02110004020202020204"/>
         <a:ea typeface=""/>
         <a:cs typeface=""/>
         <a:font script="Jpan" typeface="游ゴシック Light"/>
@@ -38924,7 +38870,7 @@
         <a:font script="Tfng" typeface="Ebrima"/>
       </a:majorFont>
       <a:minorFont>
-        <a:latin typeface="Times New Roman" panose="02110004020202020204"/>
+        <a:latin typeface="Aptos" panose="02110004020202020204"/>
         <a:ea typeface=""/>
         <a:cs typeface=""/>
         <a:font script="Jpan" typeface="游明朝"/>

--- a/paper/CardioSentinel_onecolumn.docx
+++ b/paper/CardioSentinel_onecolumn.docx
@@ -31040,7 +31040,7 @@
         <w:t xml:space="preserve"> </w:t>
       </w:r>
       <w:r>
-        <w:t xml:space="preserve">and 0.64 for CD and HYP), and Fig. 11 the corresponding ROC curves. Because the task is</w:t>
+        <w:t>and 0.64 for CD and HYP), and Fig. 12 the corresponding ROC curves. Because the task is</w:t>
       </w:r>
       <w:r>
         <w:t xml:space="preserve"> </w:t>
@@ -31069,7 +31069,7 @@
         <w:t xml:space="preserve"> </w:t>
       </w:r>
       <w:r>
-        <w:t xml:space="preserve">matrix.</w:t>
+        <w:t>matrix. Fig. 11 sets these matrices beside those of the four individual clients: the combined model finds the most MI positives (437 against 408–431) and has the fewest MI and CD false positives (200 against 226–258, and 58 against 110–163), whereas clients A and D find slightly more NORM positives (910 and 909 against 887) and client D the most HYP positives (145 against 129).</w:t>
       </w:r>
     </w:p>
     <w:p>
@@ -31080,20 +31080,20 @@
       <w:r>
         <w:drawing>
           <wp:inline>
-            <wp:extent cx="5334000" cy="1319388"/>
+            <wp:extent cx="5943600" cy="1261583"/>
             <wp:effectExtent b="0" l="0" r="0" t="0"/>
             <wp:docPr descr="" title="" id="68" name="Picture"/>
             <a:graphic>
               <a:graphicData uri="http://schemas.openxmlformats.org/drawingml/2006/picture">
                 <pic:pic>
                   <pic:nvPicPr>
-                    <pic:cNvPr descr="confusion.png" id="69" name="Picture"/>
+                    <pic:cNvPr descr="confusion_combined_model.png" id="69" name="Picture"/>
                     <pic:cNvPicPr>
                       <a:picLocks noChangeArrowheads="1" noChangeAspect="1"/>
                     </pic:cNvPicPr>
                   </pic:nvPicPr>
                   <pic:blipFill>
-                    <a:blip r:embed="rId67"/>
+                    <a:blip r:embed="rId9"/>
                     <a:stretch>
                       <a:fillRect/>
                     </a:stretch>
@@ -31101,7 +31101,7 @@
                   <pic:spPr bwMode="auto">
                     <a:xfrm>
                       <a:off x="0" y="0"/>
-                      <a:ext cx="5334000" cy="1319388"/>
+                      <a:ext cx="5943600" cy="1261583"/>
                     </a:xfrm>
                     <a:prstGeom prst="rect">
                       <a:avLst/>
@@ -31125,14 +31125,68 @@
         <w:pStyle w:val="ImageCaption"/>
       </w:pPr>
       <w:r>
-        <w:t xml:space="preserve">Fig. 10. Per-class confusion matrices of the proposed model on the test fold (seed 42); counts and</w:t>
-      </w:r>
-      <w:r>
-        <w:t xml:space="preserve"> </w:t>
-      </w:r>
-      <w:r>
-        <w:t xml:space="preserve">row-normalised rates.</w:t>
-      </w:r>
+        <w:t>Fig. 10. Per-class confusion matrices of the proposed model (equal-weight combination of clients A–D) on the test fold (fold 10, 2,158 records, seed 42); counts and row-normalised rates, so TP% is the recall and TN% the specificity.</w:t>
+      </w:r>
+      <w:r/>
+      <w:r/>
+    </w:p>
+    <w:p>
+      <w:pPr>
+        <w:pStyle w:val="CaptionedFigure"/>
+        <w:jc w:val="center"/>
+      </w:pPr>
+      <w:r>
+        <w:drawing>
+          <wp:inline>
+            <wp:extent cx="5943600" cy="5945681"/>
+            <wp:effectExtent b="0" l="0" r="0" t="0"/>
+            <wp:docPr descr="" title="" id="9001" name="Picture"/>
+            <a:graphic>
+              <a:graphicData uri="http://schemas.openxmlformats.org/drawingml/2006/picture">
+                <pic:pic>
+                  <pic:nvPicPr>
+                    <pic:cNvPr descr="confusion_each_client.png" id="69" name="Picture"/>
+                    <pic:cNvPicPr>
+                      <a:picLocks noChangeArrowheads="1" noChangeAspect="1"/>
+                    </pic:cNvPicPr>
+                  </pic:nvPicPr>
+                  <pic:blipFill>
+                    <a:blip r:embed="rId10"/>
+                    <a:stretch>
+                      <a:fillRect/>
+                    </a:stretch>
+                  </pic:blipFill>
+                  <pic:spPr bwMode="auto">
+                    <a:xfrm>
+                      <a:off x="0" y="0"/>
+                      <a:ext cx="5943600" cy="5945681"/>
+                    </a:xfrm>
+                    <a:prstGeom prst="rect">
+                      <a:avLst/>
+                    </a:prstGeom>
+                    <a:noFill/>
+                    <a:ln w="9525">
+                      <a:noFill/>
+                      <a:headEnd/>
+                      <a:tailEnd/>
+                    </a:ln>
+                  </pic:spPr>
+                </pic:pic>
+              </a:graphicData>
+            </a:graphic>
+          </wp:inline>
+        </w:drawing>
+      </w:r>
+    </w:p>
+    <w:p>
+      <w:pPr>
+        <w:pStyle w:val="ImageCaption"/>
+      </w:pPr>
+      <w:r>
+        <w:t>Fig. 11. Per-class confusion matrices of the four clients (A CNN, B ResNet, C BiLSTM, D CNN-LSTM) and of the combined model (bottom row) on the test fold (seed 42), row-normalised as in Fig. 10.</w:t>
+      </w:r>
+      <w:r/>
+      <w:r/>
     </w:p>
     <w:p>
       <w:pPr>
@@ -31187,7 +31241,7 @@
         <w:pStyle w:val="ImageCaption"/>
       </w:pPr>
       <w:r>
-        <w:t xml:space="preserve">Fig. 11. ROC curves of the proposed model on the test fold for the five superclasses (seed 42).</w:t>
+        <w:t>Fig. 12. ROC curves of the proposed model on the test fold for the five superclasses (seed 42).</w:t>
       </w:r>
     </w:p>
     <w:p>
@@ -32218,7 +32272,7 @@
         <w:t xml:space="preserve"> </w:t>
       </w:r>
       <w:r>
-        <w:t xml:space="preserve">the test fold was not used. Fig. 12 shows the global lead importance, i.e. the share</w:t>
+        <w:t>the test fold was not used. Fig. 13 shows the global lead importance, i.e. the share</w:t>
       </w:r>
       <w:r>
         <w:t xml:space="preserve"> </w:t>
@@ -32286,7 +32340,7 @@
         <w:pStyle w:val="ImageCaption"/>
       </w:pPr>
       <w:r>
-        <w:t xml:space="preserve">Fig. 12. Global explanation: share of the absolute Integrated-Gradients attribution per lead (%)</w:t>
+        <w:t>Fig. 13. Global explanation: share of the absolute Integrated-Gradients attribution per lead (%)</w:t>
       </w:r>
       <w:r>
         <w:t xml:space="preserve"> </w:t>
@@ -32384,7 +32438,7 @@
         <w:t xml:space="preserve"> </w:t>
       </w:r>
       <w:r>
-        <w:t xml:space="preserve">Fig. 13 shows the two validation records predicted with</w:t>
+        <w:t>Fig. 14 shows the two validation records predicted with</w:t>
       </w:r>
       <w:r>
         <w:t xml:space="preserve"> </w:t>
@@ -32494,7 +32548,7 @@
         <w:pStyle w:val="ImageCaption"/>
       </w:pPr>
       <w:r>
-        <w:t xml:space="preserve">Fig. 13. Local explanations for the most confident true-positive (a) MI and (b) STTC validation</w:t>
+        <w:t>Fig. 14. Local explanations for the most confident true-positive (a) MI and (b) STTC validation</w:t>
       </w:r>
       <w:r>
         <w:t xml:space="preserve"> </w:t>
@@ -38818,7 +38872,7 @@
     </a:clrScheme>
     <a:fontScheme name="Office">
       <a:majorFont>
-        <a:latin typeface="Aptos Display" panose="02110004020202020204"/>
+        <a:latin typeface="Times New Roman" panose="02110004020202020204"/>
         <a:ea typeface=""/>
         <a:cs typeface=""/>
         <a:font script="Jpan" typeface="游ゴシック Light"/>
@@ -38870,7 +38924,7 @@
         <a:font script="Tfng" typeface="Ebrima"/>
       </a:majorFont>
       <a:minorFont>
-        <a:latin typeface="Aptos" panose="02110004020202020204"/>
+        <a:latin typeface="Times New Roman" panose="02110004020202020204"/>
         <a:ea typeface=""/>
         <a:cs typeface=""/>
         <a:font script="Jpan" typeface="游明朝"/>

--- a/paper/CardioSentinel_onecolumn.docx
+++ b/paper/CardioSentinel_onecolumn.docx
@@ -11966,7 +11966,7 @@
     </w:p>
     <w:bookmarkEnd w:id="36"/>
     <w:bookmarkEnd w:id="37"/>
-    <w:bookmarkStart w:id="84" w:name="iv.-results-and-analysis"/>
+    <w:bookmarkStart w:id="87" w:name="iv.-results-and-analysis"/>
     <w:p>
       <w:pPr>
         <w:pStyle w:val="Heading1"/>
@@ -31005,7 +31005,7 @@
     </w:p>
     <w:bookmarkEnd w:id="65"/>
     <w:bookmarkEnd w:id="66"/>
-    <w:bookmarkStart w:id="75" w:name="f.-class-wise-analysis"/>
+    <w:bookmarkStart w:id="78" w:name="f.-class-wise-analysis"/>
     <w:p>
       <w:pPr>
         <w:pStyle w:val="Heading2"/>
@@ -31080,14 +31080,14 @@
       <w:r>
         <w:drawing>
           <wp:inline>
-            <wp:extent cx="5334000" cy="1319388"/>
+            <wp:extent cx="5334000" cy="1130141"/>
             <wp:effectExtent b="0" l="0" r="0" t="0"/>
             <wp:docPr descr="" title="" id="68" name="Picture"/>
             <a:graphic>
               <a:graphicData uri="http://schemas.openxmlformats.org/drawingml/2006/picture">
                 <pic:pic>
                   <pic:nvPicPr>
-                    <pic:cNvPr descr="confusion.png" id="69" name="Picture"/>
+                    <pic:cNvPr descr="confusion_combined.jpg" id="69" name="Picture"/>
                     <pic:cNvPicPr>
                       <a:picLocks noChangeArrowheads="1" noChangeAspect="1"/>
                     </pic:cNvPicPr>
@@ -31101,7 +31101,7 @@
                   <pic:spPr bwMode="auto">
                     <a:xfrm>
                       <a:off x="0" y="0"/>
-                      <a:ext cx="5334000" cy="1319388"/>
+                      <a:ext cx="5334000" cy="1130141"/>
                     </a:xfrm>
                     <a:prstGeom prst="rect">
                       <a:avLst/>
@@ -31131,7 +31131,7 @@
         <w:t xml:space="preserve"> </w:t>
       </w:r>
       <w:r>
-        <w:t xml:space="preserve">row-normalised rates.</w:t>
+        <w:t xml:space="preserve">row-normalised rates (TP% = recall, TN% = specificity).</w:t>
       </w:r>
     </w:p>
     <w:p>
@@ -31240,8 +31240,46 @@
         <w:t xml:space="preserve">of other classes. The ROC curves confirm this ranking, with the HYP curve clearly below the others.</w:t>
       </w:r>
     </w:p>
+    <w:p>
+      <w:pPr>
+        <w:pStyle w:val="BodyText"/>
+      </w:pPr>
+      <w:r>
+        <w:t xml:space="preserve">Compared with the four clients, each at its own fold-9 thresholds (seed 42), for MI the</w:t>
+      </w:r>
+      <w:r>
+        <w:t xml:space="preserve"> </w:t>
+      </w:r>
+      <w:r>
+        <w:t xml:space="preserve">gate both finds the most positives (437 against 408–431) and raises the fewest false alarms (200</w:t>
+      </w:r>
+      <w:r>
+        <w:t xml:space="preserve"> </w:t>
+      </w:r>
+      <w:r>
+        <w:t xml:space="preserve">against 226–258). For CD it trades recall for precision: the clients find 314–355 positives with</w:t>
+      </w:r>
+      <w:r>
+        <w:t xml:space="preserve"> </w:t>
+      </w:r>
+      <w:r>
+        <w:t xml:space="preserve">110–163 false positives, the gate 319 with only 58. The gain of the combination is therefore mainly</w:t>
+      </w:r>
+      <w:r>
+        <w:t xml:space="preserve"> </w:t>
+      </w:r>
+      <w:r>
+        <w:t xml:space="preserve">in precision, in line with Table VI, where the macro precision rises from at most 67.0%</w:t>
+      </w:r>
+      <w:r>
+        <w:t xml:space="preserve"> </w:t>
+      </w:r>
+      <w:r>
+        <w:t xml:space="preserve">to 69.8% while the recall stays at the level of the clients.</w:t>
+      </w:r>
+    </w:p>
     <w:bookmarkEnd w:id="73"/>
-    <w:bookmarkStart w:id="74" w:name="class-wise-performance-table"/>
+    <w:bookmarkStart w:id="77" w:name="class-wise-performance-table"/>
     <w:p>
       <w:pPr>
         <w:pStyle w:val="Heading3"/>
@@ -32141,96 +32179,42 @@
         <w:pStyle w:val="BodyText"/>
       </w:pPr>
       <w:r>
-        <w:rPr>
-          <w:i/>
-          <w:iCs/>
-        </w:rPr>
-        <w:t xml:space="preserve">Per-finding triage.</w:t>
-      </w:r>
-      <w:r>
-        <w:t xml:space="preserve"> </w:t>
-      </w:r>
-      <w:r>
-        <w:t xml:space="preserve">When the clinical requirement is a precision and recall of at least 0.90,</w:t>
-      </w:r>
-      <w:r>
-        <w:t xml:space="preserve"> </w:t>
-      </w:r>
-      <w:r>
-        <w:t xml:space="preserve">no global threshold can satisfy it for all classes. Applying the rule-in/rule-out bands fitted on</w:t>
-      </w:r>
-      <w:r>
-        <w:t xml:space="preserve"> </w:t>
-      </w:r>
-      <w:r>
-        <w:t xml:space="preserve">fold 9 (Section III-D) to the test fold, 53.7% of all findings are decided automatically,</w:t>
-      </w:r>
-      <w:r>
-        <w:t xml:space="preserve"> </w:t>
-      </w:r>
-      <w:r>
-        <w:t xml:space="preserve">with a macro precision of 0.937, a macro recall of 0.908 over the automated classes and an accuracy of</w:t>
-      </w:r>
-      <w:r>
-        <w:t xml:space="preserve"> </w:t>
-      </w:r>
-      <w:r>
-        <w:t xml:space="preserve">0.967; 17.8% of the ECGs are decided completely without referral. NORM, MI and CD were automated in</w:t>
-      </w:r>
-      <w:r>
-        <w:t xml:space="preserve"> </w:t>
-      </w:r>
-      <w:r>
-        <w:t xml:space="preserve">all seeds, STTC in one of three seeds, and HYP only in rule-out mode, so every possible HYP finding is</w:t>
-      </w:r>
-      <w:r>
-        <w:t xml:space="preserve"> </w:t>
-      </w:r>
-      <w:r>
-        <w:t xml:space="preserve">referred. Not every target was met: the test recall of CD was 0.880.</w:t>
-      </w:r>
-    </w:p>
-    <w:bookmarkEnd w:id="74"/>
-    <w:bookmarkEnd w:id="75"/>
-    <w:bookmarkStart w:id="82" w:name="g.-explainable-results"/>
-    <w:p>
-      <w:pPr>
-        <w:pStyle w:val="Heading2"/>
-      </w:pPr>
-      <w:r>
-        <w:t xml:space="preserve">G. Explainable Results</w:t>
-      </w:r>
-    </w:p>
-    <w:p>
-      <w:pPr>
-        <w:pStyle w:val="FirstParagraph"/>
-      </w:pPr>
-      <w:r>
-        <w:t xml:space="preserve">The explanations were computed for the selected equal-weight gate of seed 42 on 300 randomly drawn</w:t>
-      </w:r>
-      <w:r>
-        <w:t xml:space="preserve"> </w:t>
-      </w:r>
-      <w:r>
-        <w:t xml:space="preserve">validation (fold-9) records, which contain 131 NORM, 81 MI, 65 STTC, 80 CD and 31 HYP positives;</w:t>
-      </w:r>
-      <w:r>
-        <w:t xml:space="preserve"> </w:t>
-      </w:r>
-      <w:r>
-        <w:t xml:space="preserve">the test fold was not used. Fig. 12 shows the global lead importance, i.e. the share</w:t>
-      </w:r>
-      <w:r>
-        <w:t xml:space="preserve"> </w:t>
-      </w:r>
-      <w:r>
-        <w:t xml:space="preserve">of the absolute Integrated-Gradients attribution falling on each lead, averaged over the positive</w:t>
-      </w:r>
-      <w:r>
-        <w:t xml:space="preserve"> </w:t>
-      </w:r>
-      <w:r>
-        <w:t xml:space="preserve">records of each class. Under a uniform distribution every lead would receive 8.3%.</w:t>
+        <w:t xml:space="preserve">Fig. 12 gives the confusion matrices averaged over the three seeds. Summed over</w:t>
+      </w:r>
+      <w:r>
+        <w:t xml:space="preserve"> </w:t>
+      </w:r>
+      <w:r>
+        <w:t xml:space="preserve">the five classes, the model makes 2,177 true-positive and 7,198 true-negative decisions out of 10,790</w:t>
+      </w:r>
+      <w:r>
+        <w:t xml:space="preserve"> </w:t>
+      </w:r>
+      <w:r>
+        <w:t xml:space="preserve">(2,158 ECGs</w:t>
+      </w:r>
+      <w:r>
+        <w:t xml:space="preserve"> </w:t>
+      </w:r>
+      <m:oMath>
+        <m:r>
+          <m:rPr>
+            <m:sty m:val="p"/>
+          </m:rPr>
+          <m:t>×</m:t>
+        </m:r>
+      </m:oMath>
+      <w:r>
+        <w:t xml:space="preserve"> </w:t>
+      </w:r>
+      <w:r>
+        <w:t xml:space="preserve">5 classes), a label-wise accuracy of 0.869 with a micro-averaged precision of</w:t>
+      </w:r>
+      <w:r>
+        <w:t xml:space="preserve"> </w:t>
+      </w:r>
+      <w:r>
+        <w:t xml:space="preserve">0.731 and recall of 0.780; the 615 false negatives are dominated by HYP (134), CD (158) and MI (148).</w:t>
       </w:r>
     </w:p>
     <w:p>
@@ -32241,20 +32225,202 @@
       <w:r>
         <w:drawing>
           <wp:inline>
-            <wp:extent cx="4023360" cy="2211075"/>
+            <wp:extent cx="5334000" cy="3093720"/>
             <wp:effectExtent b="0" l="0" r="0" t="0"/>
-            <wp:docPr descr="" title="" id="77" name="Picture"/>
+            <wp:docPr descr="" title="" id="75" name="Picture"/>
             <a:graphic>
               <a:graphicData uri="http://schemas.openxmlformats.org/drawingml/2006/picture">
                 <pic:pic>
                   <pic:nvPicPr>
-                    <pic:cNvPr descr="xai_leads.png" id="78" name="Picture"/>
+                    <pic:cNvPr descr="confusion_mean.jpg" id="76" name="Picture"/>
                     <pic:cNvPicPr>
                       <a:picLocks noChangeArrowheads="1" noChangeAspect="1"/>
                     </pic:cNvPicPr>
                   </pic:nvPicPr>
                   <pic:blipFill>
-                    <a:blip r:embed="rId76"/>
+                    <a:blip r:embed="rId74"/>
+                    <a:stretch>
+                      <a:fillRect/>
+                    </a:stretch>
+                  </pic:blipFill>
+                  <pic:spPr bwMode="auto">
+                    <a:xfrm>
+                      <a:off x="0" y="0"/>
+                      <a:ext cx="5334000" cy="3093720"/>
+                    </a:xfrm>
+                    <a:prstGeom prst="rect">
+                      <a:avLst/>
+                    </a:prstGeom>
+                    <a:noFill/>
+                    <a:ln w="9525">
+                      <a:noFill/>
+                      <a:headEnd/>
+                      <a:tailEnd/>
+                    </a:ln>
+                  </pic:spPr>
+                </pic:pic>
+              </a:graphicData>
+            </a:graphic>
+          </wp:inline>
+        </w:drawing>
+      </w:r>
+    </w:p>
+    <w:p>
+      <w:pPr>
+        <w:pStyle w:val="ImageCaption"/>
+      </w:pPr>
+      <w:r>
+        <w:t xml:space="preserve">Fig. 12. Per-class confusion matrices of the proposed model on the test fold (fold 10, 2,158 ECGs), mean</w:t>
+      </w:r>
+      <w:r>
+        <w:t xml:space="preserve"> </w:t>
+      </w:r>
+      <w:r>
+        <w:t xml:space="preserve">counts over seeds 42, 43 and 44; percentages are of the true row. The last panel sums the five classes</w:t>
+      </w:r>
+      <w:r>
+        <w:t xml:space="preserve"> </w:t>
+      </w:r>
+      <w:r>
+        <w:t xml:space="preserve">(2,158 ECGs</w:t>
+      </w:r>
+      <w:r>
+        <w:t xml:space="preserve"> </w:t>
+      </w:r>
+      <m:oMath>
+        <m:r>
+          <m:rPr>
+            <m:sty m:val="p"/>
+          </m:rPr>
+          <m:t>×</m:t>
+        </m:r>
+      </m:oMath>
+      <w:r>
+        <w:t xml:space="preserve"> </w:t>
+      </w:r>
+      <w:r>
+        <w:t xml:space="preserve">5 decisions = 10,790).</w:t>
+      </w:r>
+    </w:p>
+    <w:p>
+      <w:pPr>
+        <w:pStyle w:val="BodyText"/>
+      </w:pPr>
+      <w:r>
+        <w:rPr>
+          <w:i/>
+          <w:iCs/>
+        </w:rPr>
+        <w:t xml:space="preserve">Per-finding triage.</w:t>
+      </w:r>
+      <w:r>
+        <w:t xml:space="preserve"> </w:t>
+      </w:r>
+      <w:r>
+        <w:t xml:space="preserve">When the clinical requirement is a precision and recall of at least 0.90,</w:t>
+      </w:r>
+      <w:r>
+        <w:t xml:space="preserve"> </w:t>
+      </w:r>
+      <w:r>
+        <w:t xml:space="preserve">no global threshold can satisfy it for all classes. Applying the rule-in/rule-out bands fitted on</w:t>
+      </w:r>
+      <w:r>
+        <w:t xml:space="preserve"> </w:t>
+      </w:r>
+      <w:r>
+        <w:t xml:space="preserve">fold 9 (Section III-D) to the test fold, 53.7% of all findings are decided automatically,</w:t>
+      </w:r>
+      <w:r>
+        <w:t xml:space="preserve"> </w:t>
+      </w:r>
+      <w:r>
+        <w:t xml:space="preserve">with a macro precision of 0.937, a macro recall of 0.908 over the automated classes and an accuracy of</w:t>
+      </w:r>
+      <w:r>
+        <w:t xml:space="preserve"> </w:t>
+      </w:r>
+      <w:r>
+        <w:t xml:space="preserve">0.967; 17.8% of the ECGs are decided completely without referral. NORM, MI and CD were automated in</w:t>
+      </w:r>
+      <w:r>
+        <w:t xml:space="preserve"> </w:t>
+      </w:r>
+      <w:r>
+        <w:t xml:space="preserve">all seeds, STTC in one of three seeds, and HYP only in rule-out mode, so every possible HYP finding is</w:t>
+      </w:r>
+      <w:r>
+        <w:t xml:space="preserve"> </w:t>
+      </w:r>
+      <w:r>
+        <w:t xml:space="preserve">referred. Not every target was met: the test recall of CD was 0.880.</w:t>
+      </w:r>
+    </w:p>
+    <w:bookmarkEnd w:id="77"/>
+    <w:bookmarkEnd w:id="78"/>
+    <w:bookmarkStart w:id="85" w:name="g.-explainable-results"/>
+    <w:p>
+      <w:pPr>
+        <w:pStyle w:val="Heading2"/>
+      </w:pPr>
+      <w:r>
+        <w:t xml:space="preserve">G. Explainable Results</w:t>
+      </w:r>
+    </w:p>
+    <w:p>
+      <w:pPr>
+        <w:pStyle w:val="FirstParagraph"/>
+      </w:pPr>
+      <w:r>
+        <w:t xml:space="preserve">The explanations were computed for the selected equal-weight gate of seed 42 on 300 randomly drawn</w:t>
+      </w:r>
+      <w:r>
+        <w:t xml:space="preserve"> </w:t>
+      </w:r>
+      <w:r>
+        <w:t xml:space="preserve">validation (fold-9) records, which contain 131 NORM, 81 MI, 65 STTC, 80 CD and 31 HYP positives;</w:t>
+      </w:r>
+      <w:r>
+        <w:t xml:space="preserve"> </w:t>
+      </w:r>
+      <w:r>
+        <w:t xml:space="preserve">the test fold was not used. Fig. 13 shows the global lead importance, i.e. the share</w:t>
+      </w:r>
+      <w:r>
+        <w:t xml:space="preserve"> </w:t>
+      </w:r>
+      <w:r>
+        <w:t xml:space="preserve">of the absolute Integrated-Gradients attribution falling on each lead, averaged over the positive</w:t>
+      </w:r>
+      <w:r>
+        <w:t xml:space="preserve"> </w:t>
+      </w:r>
+      <w:r>
+        <w:t xml:space="preserve">records of each class. Under a uniform distribution every lead would receive 8.3%.</w:t>
+      </w:r>
+    </w:p>
+    <w:p>
+      <w:pPr>
+        <w:pStyle w:val="CaptionedFigure"/>
+        <w:jc w:val="center"/>
+      </w:pPr>
+      <w:r>
+        <w:drawing>
+          <wp:inline>
+            <wp:extent cx="4023360" cy="2211075"/>
+            <wp:effectExtent b="0" l="0" r="0" t="0"/>
+            <wp:docPr descr="" title="" id="80" name="Picture"/>
+            <a:graphic>
+              <a:graphicData uri="http://schemas.openxmlformats.org/drawingml/2006/picture">
+                <pic:pic>
+                  <pic:nvPicPr>
+                    <pic:cNvPr descr="xai_leads.png" id="81" name="Picture"/>
+                    <pic:cNvPicPr>
+                      <a:picLocks noChangeArrowheads="1" noChangeAspect="1"/>
+                    </pic:cNvPicPr>
+                  </pic:nvPicPr>
+                  <pic:blipFill>
+                    <a:blip r:embed="rId79"/>
                     <a:stretch>
                       <a:fillRect/>
                     </a:stretch>
@@ -32286,7 +32452,7 @@
         <w:pStyle w:val="ImageCaption"/>
       </w:pPr>
       <w:r>
-        <w:t xml:space="preserve">Fig. 12. Global explanation: share of the absolute Integrated-Gradients attribution per lead (%)</w:t>
+        <w:t xml:space="preserve">Fig. 13. Global explanation: share of the absolute Integrated-Gradients attribution per lead (%)</w:t>
       </w:r>
       <w:r>
         <w:t xml:space="preserve"> </w:t>
@@ -32384,7 +32550,7 @@
         <w:t xml:space="preserve"> </w:t>
       </w:r>
       <w:r>
-        <w:t xml:space="preserve">Fig. 13 shows the two validation records predicted with</w:t>
+        <w:t xml:space="preserve">Fig. 14 shows the two validation records predicted with</w:t>
       </w:r>
       <w:r>
         <w:t xml:space="preserve"> </w:t>
@@ -32451,18 +32617,18 @@
           <wp:inline>
             <wp:extent cx="5334000" cy="3314403"/>
             <wp:effectExtent b="0" l="0" r="0" t="0"/>
-            <wp:docPr descr="" title="" id="80" name="Picture"/>
+            <wp:docPr descr="" title="" id="83" name="Picture"/>
             <a:graphic>
               <a:graphicData uri="http://schemas.openxmlformats.org/drawingml/2006/picture">
                 <pic:pic>
                   <pic:nvPicPr>
-                    <pic:cNvPr descr="xai_local.png" id="81" name="Picture"/>
+                    <pic:cNvPr descr="xai_local.png" id="84" name="Picture"/>
                     <pic:cNvPicPr>
                       <a:picLocks noChangeArrowheads="1" noChangeAspect="1"/>
                     </pic:cNvPicPr>
                   </pic:nvPicPr>
                   <pic:blipFill>
-                    <a:blip r:embed="rId79"/>
+                    <a:blip r:embed="rId82"/>
                     <a:stretch>
                       <a:fillRect/>
                     </a:stretch>
@@ -32494,7 +32660,7 @@
         <w:pStyle w:val="ImageCaption"/>
       </w:pPr>
       <w:r>
-        <w:t xml:space="preserve">Fig. 13. Local explanations for the most confident true-positive (a) MI and (b) STTC validation</w:t>
+        <w:t xml:space="preserve">Fig. 14. Local explanations for the most confident true-positive (a) MI and (b) STTC validation</w:t>
       </w:r>
       <w:r>
         <w:t xml:space="preserve"> </w:t>
@@ -33790,8 +33956,8 @@
         <w:t xml:space="preserve">baseline, like every attribution method, depends on the choice of baseline.</w:t>
       </w:r>
     </w:p>
-    <w:bookmarkEnd w:id="82"/>
-    <w:bookmarkStart w:id="83" w:name="Xc0c00379ae31bc70e75433c27933a93e3ae4c60"/>
+    <w:bookmarkEnd w:id="85"/>
+    <w:bookmarkStart w:id="86" w:name="Xc0c00379ae31bc70e75433c27933a93e3ae4c60"/>
     <w:p>
       <w:pPr>
         <w:pStyle w:val="Heading2"/>
@@ -35275,9 +35441,9 @@
         <w:t xml:space="preserve">complement the others.</w:t>
       </w:r>
     </w:p>
-    <w:bookmarkEnd w:id="83"/>
-    <w:bookmarkEnd w:id="84"/>
-    <w:bookmarkStart w:id="85" w:name="v.-conclusion-and-future-work"/>
+    <w:bookmarkEnd w:id="86"/>
+    <w:bookmarkEnd w:id="87"/>
+    <w:bookmarkStart w:id="88" w:name="v.-conclusion-and-future-work"/>
     <w:p>
       <w:pPr>
         <w:pStyle w:val="Heading1"/>
@@ -35475,8 +35641,8 @@
         <w:t xml:space="preserve">with cardiologists.</w:t>
       </w:r>
     </w:p>
-    <w:bookmarkEnd w:id="85"/>
-    <w:bookmarkStart w:id="86" w:name="references"/>
+    <w:bookmarkEnd w:id="88"/>
+    <w:bookmarkStart w:id="89" w:name="references"/>
     <w:p>
       <w:pPr>
         <w:pStyle w:val="Heading1"/>
@@ -37597,7 +37763,7 @@
         <w:t xml:space="preserve">, ser. Lecture Notes in Computer Science, vol. 1857.Springer, 2000, pp. 1–15.</w:t>
       </w:r>
     </w:p>
-    <w:bookmarkEnd w:id="86"/>
+    <w:bookmarkEnd w:id="89"/>
     <w:sectPr>
       <w:footnotePr>
         <w:numRestart w:val="eachSect"/>
